--- a/docs/SaverAI_BIA823.docx
+++ b/docs/SaverAI_BIA823.docx
@@ -49,7 +49,7 @@
     </w:p>
     <w:p>
       <w:r>
-        <w:t>The application contains no AI service: all amounts, product choices, limits and explanations come from a deterministic rule engine, explanations are fixed templates filled with its results. Backend: Python/Django (rule engine, users, plans, simulated bank data). Frontend: React mobile banking UI (home, questionnaire, plan review, time machine, mandate, active plan). Transactions, products and order execution are simulated.</w:t>
+        <w:t>The application contains no AI service: all amounts, product choices, limits and explanations come from a deterministic rule engine, explanations are fixed templates filled with its results. Backend: Python/Django (rule engine, users, plans, simulated bank data). Frontend: React web banking UI (responsive): home, questionnaire, plan review, time machine, mandate, active plan. Transactions, products and order execution are simulated.</w:t>
       </w:r>
     </w:p>
     <w:p>
